--- a/arb/docx/026.content.docx
+++ b/arb/docx/026.content.docx
@@ -306,20 +306,15 @@
         </w:rPr>
         <w:t xml:space="preserve">وقد أعطى الله وعدًا </w:t>
       </w:r>
-      <w:hyperlink r:id="rId13">
-        <w:r>
-          <w:rPr>
-            <w:rtl/>
-            <w:cs/>
-            <w:lang w:val="ar_AE" w:bidi="ar_AE"/>
-          </w:rPr>
-          <w:rPr>
-            <w:color w:val="0000EE"/>
-            <w:u w:val="single"/>
-          </w:rPr>
-          <w:t>لإبراهيم</w:t>
-        </w:r>
-      </w:hyperlink>
+      <w:r>
+        <w:rPr>
+          <w:b/>
+          <w:rtl/>
+          <w:cs/>
+          <w:lang w:val="ar_AE" w:bidi="ar_AE"/>
+        </w:rPr>
+        <w:t>لإبراهيم</w:t>
+      </w:r>
       <w:r>
         <w:rPr>
           <w:rtl/>
@@ -328,20 +323,15 @@
         </w:rPr>
         <w:t xml:space="preserve"> بأن الله </w:t>
       </w:r>
-      <w:hyperlink r:id="rId14">
-        <w:r>
-          <w:rPr>
-            <w:rtl/>
-            <w:cs/>
-            <w:lang w:val="ar_AE" w:bidi="ar_AE"/>
-          </w:rPr>
-          <w:rPr>
-            <w:color w:val="0000EE"/>
-            <w:u w:val="single"/>
-          </w:rPr>
-          <w:t>سيبارك</w:t>
-        </w:r>
-      </w:hyperlink>
+      <w:r>
+        <w:rPr>
+          <w:b/>
+          <w:rtl/>
+          <w:cs/>
+          <w:lang w:val="ar_AE" w:bidi="ar_AE"/>
+        </w:rPr>
+        <w:t>سيبارك</w:t>
+      </w:r>
       <w:r>
         <w:rPr>
           <w:rtl/>
@@ -441,20 +431,15 @@
         </w:rPr>
         <w:t xml:space="preserve">كما يقول العهد الجديد أيضًا إن يسوع هو وارث كل شيء. فيسوع هو </w:t>
       </w:r>
-      <w:hyperlink r:id="rId15">
-        <w:r>
-          <w:rPr>
-            <w:rtl/>
-            <w:cs/>
-            <w:lang w:val="ar_AE" w:bidi="ar_AE"/>
-          </w:rPr>
-          <w:rPr>
-            <w:color w:val="0000EE"/>
-            <w:u w:val="single"/>
-          </w:rPr>
-          <w:t>ابن الله</w:t>
-        </w:r>
-      </w:hyperlink>
+      <w:r>
+        <w:rPr>
+          <w:b/>
+          <w:rtl/>
+          <w:cs/>
+          <w:lang w:val="ar_AE" w:bidi="ar_AE"/>
+        </w:rPr>
+        <w:t>ابن الله</w:t>
+      </w:r>
       <w:r>
         <w:rPr>
           <w:rtl/>
@@ -463,20 +448,15 @@
         </w:rPr>
         <w:t xml:space="preserve">. ونحن نعلم بالتأكيد أن الله، الآب، لن يموت أبدًا، لذلك فهذا لا يعني أن يسوع سيرث هذه الأشياء بعد موت الله. فعندما يقول الكتاب المُقدَّس إنّ يسوع هو الوارث، فإن هذا يعني أن كل شيء يخص يسوع. فالعالم كله يخص يسوع، وله </w:t>
       </w:r>
-      <w:hyperlink r:id="rId16">
-        <w:r>
-          <w:rPr>
-            <w:rtl/>
-            <w:cs/>
-            <w:lang w:val="ar_AE" w:bidi="ar_AE"/>
-          </w:rPr>
-          <w:rPr>
-            <w:color w:val="0000EE"/>
-            <w:u w:val="single"/>
-          </w:rPr>
-          <w:t>ملكوت الله</w:t>
-        </w:r>
-      </w:hyperlink>
+      <w:r>
+        <w:rPr>
+          <w:b/>
+          <w:rtl/>
+          <w:cs/>
+          <w:lang w:val="ar_AE" w:bidi="ar_AE"/>
+        </w:rPr>
+        <w:t>ملكوت الله</w:t>
+      </w:r>
       <w:r>
         <w:rPr>
           <w:rtl/>
@@ -522,20 +502,15 @@
         </w:rPr>
         <w:t xml:space="preserve"> بيسوع "ورثة وشركاء" معه. فإن يسوع يُشارك ميراثه مع جميع الذين يثقون به باعتباره </w:t>
       </w:r>
-      <w:hyperlink r:id="rId17">
-        <w:r>
-          <w:rPr>
-            <w:rtl/>
-            <w:cs/>
-            <w:lang w:val="ar_AE" w:bidi="ar_AE"/>
-          </w:rPr>
-          <w:rPr>
-            <w:color w:val="0000EE"/>
-            <w:u w:val="single"/>
-          </w:rPr>
-          <w:t>مُخلّصًا</w:t>
-        </w:r>
-      </w:hyperlink>
+      <w:r>
+        <w:rPr>
+          <w:b/>
+          <w:rtl/>
+          <w:cs/>
+          <w:lang w:val="ar_AE" w:bidi="ar_AE"/>
+        </w:rPr>
+        <w:t>مُخلّصًا</w:t>
+      </w:r>
       <w:r>
         <w:rPr>
           <w:rtl/>
@@ -620,20 +595,14 @@
         </w:rPr>
         <w:t xml:space="preserve"> هو شيء يصنعه الناس من أجل </w:t>
       </w:r>
-      <w:hyperlink r:id="rId18">
-        <w:r>
-          <w:rPr>
-            <w:rtl/>
-            <w:cs/>
-            <w:lang w:val="ar_AE" w:bidi="ar_AE"/>
-          </w:rPr>
-          <w:rPr>
-            <w:color w:val="0000EE"/>
-            <w:u w:val="single"/>
-          </w:rPr>
-          <w:t>عبادة</w:t>
-        </w:r>
-      </w:hyperlink>
+      <w:r>
+        <w:rPr>
+          <w:rtl/>
+          <w:cs/>
+          <w:lang w:val="ar_AE" w:bidi="ar_AE"/>
+        </w:rPr>
+        <w:t>عبادة</w:t>
+      </w:r>
       <w:r>
         <w:rPr>
           <w:rtl/>
@@ -664,7 +633,6 @@
       </w:r>
       <w:r>
         <w:rPr>
-          <w:b/>
           <w:rtl/>
           <w:cs/>
           <w:lang w:val="ar_AE" w:bidi="ar_AE"/>
